--- a/Nolan_Veera_Project_Report.docx
+++ b/Nolan_Veera_Project_Report.docx
@@ -123,7 +123,7 @@
         <w:spacing w:after="220"/>
       </w:pPr>
       <w:r>
-        <w:t>5. Conclusions and Future Work................................13 - 14</w:t>
+        <w:t>5. Conclusions................................13 - 14</w:t>
       </w:r>
     </w:p>
     <w:p>
@@ -414,6 +414,9 @@
       <w:r>
         <w:t>Dataset and Extracted Signals</w:t>
       </w:r>
+      <w:r>
+        <w:t xml:space="preserve"> - </w:t>
+      </w:r>
     </w:p>
     <w:p>
       <w:r>
@@ -455,6 +458,14 @@
       <w:proofErr w:type="gramEnd"/>
       <w:r>
         <w:t xml:space="preserve"> to July 16, 2020. This is enough for a class project and short-term forecasting test, but it means the models are only evaluated on a limited amount of history.</w:t>
+      </w:r>
+    </w:p>
+    <w:p>
+      <w:r>
+        <w:t xml:space="preserve">Dataset: </w:t>
+      </w:r>
+      <w:r>
+        <w:t>https://huggingface.co/datasets/StephanAkkerman/stock-market-tweets-data</w:t>
       </w:r>
     </w:p>
     <w:p>
